--- a/docs/notes/Week11_Step2_REINFORCE_逐行精讲.docx
+++ b/docs/notes/Week11_Step2_REINFORCE_逐行精讲.docx
@@ -2,7 +2,6 @@
 <file path=word/document.xml><?xml version="1.0" encoding="utf-8"?>
 <w:document xmlns:wpc="http://schemas.microsoft.com/office/word/2010/wordprocessingCanvas" xmlns:mo="http://schemas.microsoft.com/office/mac/office/2008/main" xmlns:mc="http://schemas.openxmlformats.org/markup-compatibility/2006" xmlns:mv="urn:schemas-microsoft-com:mac:vml" xmlns:o="urn:schemas-microsoft-com:office:office" xmlns:r="http://schemas.openxmlformats.org/officeDocument/2006/relationships" xmlns:m="http://schemas.openxmlformats.org/officeDocument/2006/math" xmlns:v="urn:schemas-microsoft-com:vml" xmlns:wp14="http://schemas.microsoft.com/office/word/2010/wordprocessingDrawing" xmlns:wp="http://schemas.openxmlformats.org/drawingml/2006/wordprocessingDrawing" xmlns:w10="urn:schemas-microsoft-com:office:word" xmlns:w="http://schemas.openxmlformats.org/wordprocessingml/2006/main" xmlns:w14="http://schemas.microsoft.com/office/word/2010/wordml" xmlns:wpg="http://schemas.microsoft.com/office/word/2010/wordprocessingGroup" xmlns:wpi="http://schemas.microsoft.com/office/word/2010/wordprocessingInk" xmlns:wne="http://schemas.microsoft.com/office/word/2006/wordml" xmlns:wps="http://schemas.microsoft.com/office/word/2010/wordprocessingShape" mc:Ignorable="w14 wp14">
   <w:body>
-    <w:p/>
     <w:p/>
     <w:p/>
     <w:p/>
@@ -16,7 +15,7 @@
           <w:color w:val="1F3A5F"/>
           <w:sz w:val="48"/>
         </w:rPr>
-        <w:t>Step 2: REINFORCE (Policy Gradient)</w:t>
+        <w:t>Step 2: REINFORCE (策略梯度)</w:t>
         <w:br/>
       </w:r>
       <w:r>
@@ -24,7 +23,7 @@
           <w:color w:val="666666"/>
           <w:sz w:val="26"/>
         </w:rPr>
-        <w:t>week11_reinforce.py - First continuous-action RL algorithm</w:t>
+        <w:t>week11_reinforce.py — 第一个能处理连续动作的 RL 算法</w:t>
       </w:r>
     </w:p>
     <w:p>
@@ -36,7 +35,7 @@
           <w:color w:val="999999"/>
           <w:sz w:val="20"/>
         </w:rPr>
-        <w:t>Generated: 2026-07-29</w:t>
+        <w:t>生成日期：2026-07-29</w:t>
       </w:r>
     </w:p>
     <w:p>
@@ -52,7 +51,7 @@
         <w:rPr>
           <w:color w:val="1F3A5F"/>
         </w:rPr>
-        <w:t>File Overview</w:t>
+        <w:t>文件概览</w:t>
       </w:r>
     </w:p>
     <w:p>
@@ -65,7 +64,20 @@
           <w:b w:val="0"/>
           <w:sz w:val="22"/>
         </w:rPr>
-        <w:t>Implements REINFORCE (also called Vanilla Policy Gradient or Monte Carlo Policy Gradient). This is the simplest algorithm that can handle continuous actions.</w:t>
+        <w:t>REINFORCE（也叫"蒙特卡洛策略梯度"或"Vanilla Policy Gradient"）是第一个能处理连续动作的 RL 算法。和 DQN 的区别：DQN 输出 Q 值→argmax 选离散动作，REINFORCE 直接输出动作分布→采样得连续动作。</w:t>
+      </w:r>
+    </w:p>
+    <w:p>
+      <w:pPr>
+        <w:spacing w:after="60"/>
+      </w:pPr>
+      <w:r>
+        <w:rPr>
+          <w:rFonts w:ascii="Microsoft YaHei" w:hAnsi="Microsoft YaHei"/>
+          <w:b/>
+          <w:sz w:val="24"/>
+        </w:rPr>
+        <w:t>核心公式：▽J = E[ ▽log π(a|s) × G ]。好动作（G&gt;0）→ 增大被选概率，坏动作（G&lt;0）→ 减小被选概率。</w:t>
       </w:r>
     </w:p>
     <w:tbl>
@@ -91,7 +103,7 @@
                 <w:b/>
                 <w:sz w:val="20"/>
               </w:rPr>
-              <w:t>Section</w:t>
+              <w:t>部分</w:t>
             </w:r>
           </w:p>
         </w:tc>
@@ -106,7 +118,7 @@
                 <w:b/>
                 <w:sz w:val="20"/>
               </w:rPr>
-              <w:t>Lines</w:t>
+              <w:t>行号</w:t>
             </w:r>
           </w:p>
         </w:tc>
@@ -121,7 +133,7 @@
                 <w:b/>
                 <w:sz w:val="20"/>
               </w:rPr>
-              <w:t>Content</w:t>
+              <w:t>内容</w:t>
             </w:r>
           </w:p>
         </w:tc>
@@ -137,7 +149,7 @@
                 <w:rFonts w:ascii="Microsoft YaHei" w:hAnsi="Microsoft YaHei"/>
                 <w:sz w:val="20"/>
               </w:rPr>
-              <w:t>Environment</w:t>
+              <w:t>环境复用</w:t>
             </w:r>
           </w:p>
         </w:tc>
@@ -165,7 +177,7 @@
                 <w:rFonts w:ascii="Microsoft YaHei" w:hAnsi="Microsoft YaHei"/>
                 <w:sz w:val="20"/>
               </w:rPr>
-              <w:t>Same EMS env as Step 1</w:t>
+              <w:t>同 Step 1 一样的 EMS 环境</w:t>
             </w:r>
           </w:p>
         </w:tc>
@@ -181,7 +193,7 @@
                 <w:rFonts w:ascii="Microsoft YaHei" w:hAnsi="Microsoft YaHei"/>
                 <w:sz w:val="20"/>
               </w:rPr>
-              <w:t>PolicyNet</w:t>
+              <w:t>PolicyNet 策略网络</w:t>
             </w:r>
           </w:p>
         </w:tc>
@@ -209,7 +221,7 @@
                 <w:rFonts w:ascii="Microsoft YaHei" w:hAnsi="Microsoft YaHei"/>
                 <w:sz w:val="20"/>
               </w:rPr>
-              <w:t>pi(s) -&gt; [mu, sigma] -&gt; sample action</w:t>
+              <w:t>π(s) → [μ, σ]，和 DQN 的 Q 网络有本质区别</w:t>
             </w:r>
           </w:p>
         </w:tc>
@@ -225,7 +237,7 @@
                 <w:rFonts w:ascii="Microsoft YaHei" w:hAnsi="Microsoft YaHei"/>
                 <w:sz w:val="20"/>
               </w:rPr>
-              <w:t>REINFORCE algorithm</w:t>
+              <w:t>REINFORCE 算法</w:t>
             </w:r>
           </w:p>
         </w:tc>
@@ -253,7 +265,7 @@
                 <w:rFonts w:ascii="Microsoft YaHei" w:hAnsi="Microsoft YaHei"/>
                 <w:sz w:val="20"/>
               </w:rPr>
-              <w:t>Run episode -&gt; compute G_t -&gt; loss = -logPi x G</w:t>
+              <w:t>跑一局 → 算 G_t → loss = -Σ logπ × G</w:t>
             </w:r>
           </w:p>
         </w:tc>
@@ -269,7 +281,7 @@
                 <w:rFonts w:ascii="Microsoft YaHei" w:hAnsi="Microsoft YaHei"/>
                 <w:sz w:val="20"/>
               </w:rPr>
-              <w:t>Test + Plot</w:t>
+              <w:t>测试 + 画图</w:t>
             </w:r>
           </w:p>
         </w:tc>
@@ -297,7 +309,7 @@
                 <w:rFonts w:ascii="Microsoft YaHei" w:hAnsi="Microsoft YaHei"/>
                 <w:sz w:val="20"/>
               </w:rPr>
-              <w:t>Test learned policy + plot training curve</w:t>
+              <w:t>测试学到的策略并画训练曲线</w:t>
             </w:r>
           </w:p>
         </w:tc>
@@ -316,7 +328,7 @@
         <w:rPr>
           <w:color w:val="1F3A5F"/>
         </w:rPr>
-        <w:t>Policy Network - PolicyNet (Lines 66-104)</w:t>
+        <w:t>策略网络 PolicyNet —— DQN 和 REINFORCE 的核心区别（66-104 行）</w:t>
       </w:r>
     </w:p>
     <w:p>
@@ -329,19 +341,19 @@
           <w:b/>
           <w:sz w:val="24"/>
         </w:rPr>
-        <w:t>Core difference from DQN. DQN outputs Q-values, policy network outputs action distribution parameters (mean and std).</w:t>
+        <w:t>这是理解 REINFORCE 最关键的部分。策略网络的输出不是 Q 值，而是动作分布的参数。</w:t>
       </w:r>
     </w:p>
     <w:p>
       <w:pPr>
-        <w:spacing w:before="80" w:after="20"/>
+        <w:spacing w:before="120" w:after="40"/>
       </w:pPr>
       <w:r>
         <w:rPr>
           <w:color w:val="999999"/>
           <w:sz w:val="16"/>
         </w:rPr>
-        <w:t xml:space="preserve">L66  </w:t>
+        <w:t xml:space="preserve">  L66  </w:t>
       </w:r>
       <w:r>
         <w:rPr>
@@ -355,28 +367,27 @@
     </w:p>
     <w:p>
       <w:pPr>
-        <w:spacing w:after="60"/>
-        <w:ind w:left="567"/>
+        <w:spacing w:before="0" w:after="120"/>
+        <w:ind w:left="454"/>
       </w:pPr>
       <w:r>
         <w:rPr>
           <w:rFonts w:ascii="Microsoft YaHei" w:hAnsi="Microsoft YaHei"/>
-          <w:b w:val="0"/>
-          <w:sz w:val="20"/>
+          <w:sz w:val="21"/>
         </w:rPr>
-        <w:t>Policy network. Input state, output action distribution [mu, sigma]. Fundamentally different from DQN's Q(s) -&gt; [Qup, Qdown, Qleft, Qright].</w:t>
+        <w:t>策略网络。和第 10 周 DQN 的 TinyDQN 有本质区别：TinyDQN 输出 4 个 Q 值（每个离散动作一个），而 PolicyNet 输出动作分布的参数 [μ, σ]。简单说：DQN 告诉"每个动作值多少钱"，REINFORCE 告诉"应该怎么选动作"。</w:t>
       </w:r>
     </w:p>
     <w:p>
       <w:pPr>
-        <w:spacing w:before="80" w:after="20"/>
+        <w:spacing w:before="120" w:after="40"/>
       </w:pPr>
       <w:r>
         <w:rPr>
           <w:color w:val="999999"/>
           <w:sz w:val="16"/>
         </w:rPr>
-        <w:t xml:space="preserve">L73  </w:t>
+        <w:t xml:space="preserve">  L73  </w:t>
       </w:r>
       <w:r>
         <w:rPr>
@@ -390,28 +401,27 @@
     </w:p>
     <w:p>
       <w:pPr>
-        <w:spacing w:after="60"/>
-        <w:ind w:left="567"/>
+        <w:spacing w:before="0" w:after="120"/>
+        <w:ind w:left="454"/>
       </w:pPr>
       <w:r>
         <w:rPr>
           <w:rFonts w:ascii="Microsoft YaHei" w:hAnsi="Microsoft YaHei"/>
-          <w:b w:val="0"/>
-          <w:sz w:val="20"/>
+          <w:sz w:val="21"/>
         </w:rPr>
-        <w:t>Network: 2D input -&gt; 64 hidden -&gt; 64 hidden -&gt; two outputs (mean + log_std).</w:t>
+        <w:t>网络结构：2 维输入（状态 [SOC, P_load]）→ 64 维隐藏层 → 64 维隐藏层 → 两路输出。对比 DQN 的 TinyDQN（16 维输入→32 隐藏→4 输出），这里输入更少（2 维连续 vs 16 维 one-hot），但网络更宽（64 vs 32），因为连续动作任务更复杂。</w:t>
       </w:r>
     </w:p>
     <w:p>
       <w:pPr>
-        <w:spacing w:before="80" w:after="20"/>
+        <w:spacing w:before="120" w:after="40"/>
       </w:pPr>
       <w:r>
         <w:rPr>
           <w:color w:val="999999"/>
           <w:sz w:val="16"/>
         </w:rPr>
-        <w:t xml:space="preserve">L78  </w:t>
+        <w:t xml:space="preserve">  L78  </w:t>
       </w:r>
       <w:r>
         <w:rPr>
@@ -425,28 +435,27 @@
     </w:p>
     <w:p>
       <w:pPr>
-        <w:spacing w:after="60"/>
-        <w:ind w:left="567"/>
+        <w:spacing w:before="0" w:after="120"/>
+        <w:ind w:left="454"/>
       </w:pPr>
       <w:r>
         <w:rPr>
           <w:rFonts w:ascii="Microsoft YaHei" w:hAnsi="Microsoft YaHei"/>
-          <w:b w:val="0"/>
-          <w:sz w:val="20"/>
+          <w:sz w:val="21"/>
         </w:rPr>
-        <w:t>Mean output head: 64 -&gt; 1 (action mu). Final action will be near mu.</w:t>
+        <w:t>均值输出头。把 64 维隐藏层映射到 1 维（动作均值 μ）。这个 μ 就是"策略倾向于输出的动作值"。比如 μ=0.6 表示策略倾向于输出 P_fc ≈ 0.6（对应 18 kW）。</w:t>
       </w:r>
     </w:p>
     <w:p>
       <w:pPr>
-        <w:spacing w:before="80" w:after="20"/>
+        <w:spacing w:before="120" w:after="40"/>
       </w:pPr>
       <w:r>
         <w:rPr>
           <w:color w:val="999999"/>
           <w:sz w:val="16"/>
         </w:rPr>
-        <w:t xml:space="preserve">L79  </w:t>
+        <w:t xml:space="preserve">  L79  </w:t>
       </w:r>
       <w:r>
         <w:rPr>
@@ -460,28 +469,27 @@
     </w:p>
     <w:p>
       <w:pPr>
-        <w:spacing w:after="60"/>
-        <w:ind w:left="567"/>
+        <w:spacing w:before="0" w:after="120"/>
+        <w:ind w:left="454"/>
       </w:pPr>
       <w:r>
         <w:rPr>
           <w:rFonts w:ascii="Microsoft YaHei" w:hAnsi="Microsoft YaHei"/>
-          <w:b w:val="0"/>
-          <w:sz w:val="20"/>
+          <w:sz w:val="21"/>
         </w:rPr>
-        <w:t>Log standard deviation, trainable. Init log_std=0 -&gt; std=1. Controls exploration range.</w:t>
+        <w:t>对数标准差 log_std。这是一个可训练的参数（不是网络层的输出）。初始化 log_std=0 表示 std=1。std 的作用是控制探索范围：std 大 → 动作随机性强（多探索），std 小 → 动作集中在 μ 附近（多利用）。训练过程中 log_std 会自动调整。</w:t>
       </w:r>
     </w:p>
     <w:p>
       <w:pPr>
-        <w:spacing w:before="80" w:after="20"/>
+        <w:spacing w:before="120" w:after="40"/>
       </w:pPr>
       <w:r>
         <w:rPr>
           <w:color w:val="999999"/>
           <w:sz w:val="16"/>
         </w:rPr>
-        <w:t xml:space="preserve">L84  </w:t>
+        <w:t xml:space="preserve">  L84  </w:t>
       </w:r>
       <w:r>
         <w:rPr>
@@ -495,28 +503,61 @@
     </w:p>
     <w:p>
       <w:pPr>
-        <w:spacing w:after="60"/>
-        <w:ind w:left="567"/>
+        <w:spacing w:before="0" w:after="120"/>
+        <w:ind w:left="454"/>
       </w:pPr>
       <w:r>
         <w:rPr>
           <w:rFonts w:ascii="Microsoft YaHei" w:hAnsi="Microsoft YaHei"/>
-          <w:b w:val="0"/>
-          <w:sz w:val="20"/>
+          <w:sz w:val="21"/>
         </w:rPr>
-        <w:t>tanh maps output to [-1, 1], then rescale to [0, 1] as action mean.</w:t>
+        <w:t>tanh 激活函数把输出限制在 [-1, 1] 范围内。为什么要用 tanh？因为动作范围是 [0,1]，而 tanh 的输出是 [-1,1]（以 0 为中心，对称分布），再映射到 [0,1] 更方便。DQN 的 Q 网络用 ReLU 或者不用激活函数（因为 Q 值可以是任意大小），这里用 tanh 是为了控制输出范围。</w:t>
       </w:r>
     </w:p>
     <w:p>
       <w:pPr>
-        <w:spacing w:before="80" w:after="20"/>
+        <w:spacing w:before="120" w:after="40"/>
       </w:pPr>
       <w:r>
         <w:rPr>
           <w:color w:val="999999"/>
           <w:sz w:val="16"/>
         </w:rPr>
-        <w:t xml:space="preserve">L86  </w:t>
+        <w:t xml:space="preserve">  L85  </w:t>
+      </w:r>
+      <w:r>
+        <w:rPr>
+          <w:rFonts w:ascii="Consolas" w:hAnsi="Consolas"/>
+          <w:b/>
+          <w:color w:val="1F3A5F"/>
+          <w:sz w:val="20"/>
+        </w:rPr>
+        <w:t>mean = (mean + 1) / 2</w:t>
+      </w:r>
+    </w:p>
+    <w:p>
+      <w:pPr>
+        <w:spacing w:before="0" w:after="120"/>
+        <w:ind w:left="454"/>
+      </w:pPr>
+      <w:r>
+        <w:rPr>
+          <w:rFonts w:ascii="Microsoft YaHei" w:hAnsi="Microsoft YaHei"/>
+          <w:sz w:val="21"/>
+        </w:rPr>
+        <w:t>把 tanh 的 [-1,1] 输出映射到 [0,1]——动作的范围。这是连续动作和离散动作的一个关键区别：离散动作只需要输出一个整数编号，连续动作需要输出一个范围中的值。</w:t>
+      </w:r>
+    </w:p>
+    <w:p>
+      <w:pPr>
+        <w:spacing w:before="120" w:after="40"/>
+      </w:pPr>
+      <w:r>
+        <w:rPr>
+          <w:color w:val="999999"/>
+          <w:sz w:val="16"/>
+        </w:rPr>
+        <w:t xml:space="preserve">  L86  </w:t>
       </w:r>
       <w:r>
         <w:rPr>
@@ -530,28 +571,27 @@
     </w:p>
     <w:p>
       <w:pPr>
-        <w:spacing w:after="60"/>
-        <w:ind w:left="567"/>
+        <w:spacing w:before="0" w:after="120"/>
+        <w:ind w:left="454"/>
       </w:pPr>
       <w:r>
         <w:rPr>
           <w:rFonts w:ascii="Microsoft YaHei" w:hAnsi="Microsoft YaHei"/>
-          <w:b w:val="0"/>
-          <w:sz w:val="20"/>
+          <w:sz w:val="21"/>
         </w:rPr>
-        <w:t>std = e^(log_std), guaranteed positive. Clamp prevents numerical overflow.</w:t>
+        <w:t>标准差 = e^(log_std)。指数运算保证 std &gt; 0（标准差必须为正数）。clamp(-5, 2) 把 log_std 限制在 [-5, 2] 之间，防止数值溢出（exp(5) ≈ 148 太大了，exp(-5) ≈ 0.007 太小了）。</w:t>
       </w:r>
     </w:p>
     <w:p>
       <w:pPr>
-        <w:spacing w:before="80" w:after="20"/>
+        <w:spacing w:before="120" w:after="40"/>
       </w:pPr>
       <w:r>
         <w:rPr>
           <w:color w:val="999999"/>
           <w:sz w:val="16"/>
         </w:rPr>
-        <w:t xml:space="preserve">L89  </w:t>
+        <w:t xml:space="preserve">  L89  </w:t>
       </w:r>
       <w:r>
         <w:rPr>
@@ -565,28 +605,27 @@
     </w:p>
     <w:p>
       <w:pPr>
-        <w:spacing w:after="60"/>
-        <w:ind w:left="567"/>
+        <w:spacing w:before="0" w:after="120"/>
+        <w:ind w:left="454"/>
       </w:pPr>
       <w:r>
         <w:rPr>
           <w:rFonts w:ascii="Microsoft YaHei" w:hAnsi="Microsoft YaHei"/>
-          <w:b w:val="0"/>
-          <w:sz w:val="20"/>
+          <w:sz w:val="21"/>
         </w:rPr>
-        <w:t>Select action: forward -&gt; [mu, sigma] -&gt; sample from Normal distribution -&gt; continuous action.</w:t>
+        <w:t>选动作。这是和 DQN 选动作最不同的地方。DQN：前向传播 → 得到 4 个 Q 值 → argmax 选最大的。这里：前向传播 → 得到 [μ, σ] → 从正态分布 N(μ,σ) 中采样 → 得到连续动作值。不用 argmax，自然能处理连续动作。</w:t>
       </w:r>
     </w:p>
     <w:p>
       <w:pPr>
-        <w:spacing w:before="80" w:after="20"/>
+        <w:spacing w:before="120" w:after="40"/>
       </w:pPr>
       <w:r>
         <w:rPr>
           <w:color w:val="999999"/>
           <w:sz w:val="16"/>
         </w:rPr>
-        <w:t xml:space="preserve">L94  </w:t>
+        <w:t xml:space="preserve">  L94  </w:t>
       </w:r>
       <w:r>
         <w:rPr>
@@ -600,28 +639,27 @@
     </w:p>
     <w:p>
       <w:pPr>
-        <w:spacing w:after="60"/>
-        <w:ind w:left="567"/>
+        <w:spacing w:before="0" w:after="120"/>
+        <w:ind w:left="454"/>
       </w:pPr>
       <w:r>
         <w:rPr>
           <w:rFonts w:ascii="Microsoft YaHei" w:hAnsi="Microsoft YaHei"/>
-          <w:b w:val="0"/>
-          <w:sz w:val="20"/>
+          <w:sz w:val="21"/>
         </w:rPr>
-        <w:t>Create Normal distribution N(mu, sigma). Key to continuous actions - not picking discrete actions but sampling from a distribution.</w:t>
+        <w:t>创建正态分布 N(μ, σ)。这是处理连续动作的关键——动作是从分布中采样出来的，不是从有限集合中选出来的。每次采样可能得到不同的值（即使输入相同），这就是"策略的随机性"。</w:t>
       </w:r>
     </w:p>
     <w:p>
       <w:pPr>
-        <w:spacing w:before="80" w:after="20"/>
+        <w:spacing w:before="120" w:after="40"/>
       </w:pPr>
       <w:r>
         <w:rPr>
           <w:color w:val="999999"/>
           <w:sz w:val="16"/>
         </w:rPr>
-        <w:t xml:space="preserve">L95  </w:t>
+        <w:t xml:space="preserve">  L95  </w:t>
       </w:r>
       <w:r>
         <w:rPr>
@@ -635,28 +673,61 @@
     </w:p>
     <w:p>
       <w:pPr>
-        <w:spacing w:after="60"/>
-        <w:ind w:left="567"/>
+        <w:spacing w:before="0" w:after="120"/>
+        <w:ind w:left="454"/>
       </w:pPr>
       <w:r>
         <w:rPr>
           <w:rFonts w:ascii="Microsoft YaHei" w:hAnsi="Microsoft YaHei"/>
-          <w:b w:val="0"/>
-          <w:sz w:val="20"/>
+          <w:sz w:val="21"/>
         </w:rPr>
-        <w:t>Sample a continuous action value. Different each time - this is "policy stochasticity."</w:t>
+        <w:t>从正态分布中采样一个值作为动作。比如 μ=0.6, σ=0.1，采样结果可能在 0.4-0.8 之间。这个随机性让智能体能够探索——类似于 DQN 中的 ε-贪心。</w:t>
       </w:r>
     </w:p>
     <w:p>
       <w:pPr>
-        <w:spacing w:before="80" w:after="20"/>
+        <w:spacing w:before="120" w:after="40"/>
       </w:pPr>
       <w:r>
         <w:rPr>
           <w:color w:val="999999"/>
           <w:sz w:val="16"/>
         </w:rPr>
-        <w:t xml:space="preserve">L99  </w:t>
+        <w:t xml:space="preserve">  L96  </w:t>
+      </w:r>
+      <w:r>
+        <w:rPr>
+          <w:rFonts w:ascii="Consolas" w:hAnsi="Consolas"/>
+          <w:b/>
+          <w:color w:val="1F3A5F"/>
+          <w:sz w:val="20"/>
+        </w:rPr>
+        <w:t>a = a.clamp(0, 1)</w:t>
+      </w:r>
+    </w:p>
+    <w:p>
+      <w:pPr>
+        <w:spacing w:before="0" w:after="120"/>
+        <w:ind w:left="454"/>
+      </w:pPr>
+      <w:r>
+        <w:rPr>
+          <w:rFonts w:ascii="Microsoft YaHei" w:hAnsi="Microsoft YaHei"/>
+          <w:sz w:val="21"/>
+        </w:rPr>
+        <w:t>把采样结果限制在 [0,1] 范围内。正态分布理论上可以采样到任意值（包括负数或大于 1），这些值对环境来说没有意义（P_fc 不能是负数），所以 clamp 到有效范围。</w:t>
+      </w:r>
+    </w:p>
+    <w:p>
+      <w:pPr>
+        <w:spacing w:before="120" w:after="40"/>
+      </w:pPr>
+      <w:r>
+        <w:rPr>
+          <w:color w:val="999999"/>
+          <w:sz w:val="16"/>
+        </w:rPr>
+        <w:t xml:space="preserve">  L99  </w:t>
       </w:r>
       <w:r>
         <w:rPr>
@@ -670,16 +741,15 @@
     </w:p>
     <w:p>
       <w:pPr>
-        <w:spacing w:after="60"/>
-        <w:ind w:left="567"/>
+        <w:spacing w:before="0" w:after="120"/>
+        <w:ind w:left="454"/>
       </w:pPr>
       <w:r>
         <w:rPr>
           <w:rFonts w:ascii="Microsoft YaHei" w:hAnsi="Microsoft YaHei"/>
-          <w:b w:val="0"/>
-          <w:sz w:val="20"/>
+          <w:sz w:val="21"/>
         </w:rPr>
-        <w:t>Compute log_prob for a given state-action pair (used in training with gradients).</w:t>
+        <w:t>给定状态和动作，计算这个动作在当前策略下的 log_prob（对数概率）。这个函数在训练时使用（带梯度），和 get_action 不同（get_action 用于采样，不带梯度）。log_prob 代表"在当前策略 π 下，执行动作 a 的概率的 log 值"。</w:t>
       </w:r>
     </w:p>
     <w:p>
@@ -695,7 +765,7 @@
         <w:rPr>
           <w:color w:val="1F3A5F"/>
         </w:rPr>
-        <w:t>REINFORCE Algorithm (Lines 108-189)</w:t>
+        <w:t>REINFORCE 算法 —— 逐行解释（108-189 行）</w:t>
       </w:r>
     </w:p>
     <w:p>
@@ -708,32 +778,19 @@
           <w:b/>
           <w:sz w:val="24"/>
         </w:rPr>
-        <w:t>Core formula: del J = E[ del log pi(a|s) x G ]</w:t>
+        <w:t>核心思想：跑完一整局 → 从后往前算每步的"总回报"G_t → 好动作增大概率、坏动作减小概率。</w:t>
       </w:r>
     </w:p>
     <w:p>
       <w:pPr>
-        <w:spacing w:after="60"/>
-      </w:pPr>
-      <w:r>
-        <w:rPr>
-          <w:rFonts w:ascii="Microsoft YaHei" w:hAnsi="Microsoft YaHei"/>
-          <w:b w:val="0"/>
-          <w:sz w:val="20"/>
-        </w:rPr>
-        <w:t>G &gt; 0 -&gt; increase action probability; G &lt; 0 -&gt; decrease action probability</w:t>
-      </w:r>
-    </w:p>
-    <w:p>
-      <w:pPr>
-        <w:spacing w:before="80" w:after="20"/>
+        <w:spacing w:before="120" w:after="40"/>
       </w:pPr>
       <w:r>
         <w:rPr>
           <w:color w:val="999999"/>
           <w:sz w:val="16"/>
         </w:rPr>
-        <w:t xml:space="preserve">L108  </w:t>
+        <w:t xml:space="preserve">  L108  </w:t>
       </w:r>
       <w:r>
         <w:rPr>
@@ -747,28 +804,27 @@
     </w:p>
     <w:p>
       <w:pPr>
-        <w:spacing w:after="60"/>
-        <w:ind w:left="567"/>
+        <w:spacing w:before="0" w:after="120"/>
+        <w:ind w:left="454"/>
       </w:pPr>
       <w:r>
         <w:rPr>
           <w:rFonts w:ascii="Microsoft YaHei" w:hAnsi="Microsoft YaHei"/>
-          <w:b w:val="0"/>
-          <w:sz w:val="20"/>
+          <w:sz w:val="21"/>
         </w:rPr>
-        <w:t>REINFORCE main function. 500 episodes, lr=0.001.</w:t>
+        <w:t>REINFORCE 主函数。参数：500 局（比 DQN 的 5000 局少，因为环境简单）、学习率 0.001（比 DQN 的 0.01 小，因为策略梯度对步长更敏感）。</w:t>
       </w:r>
     </w:p>
     <w:p>
       <w:pPr>
-        <w:spacing w:before="80" w:after="20"/>
+        <w:spacing w:before="120" w:after="40"/>
       </w:pPr>
       <w:r>
         <w:rPr>
           <w:color w:val="999999"/>
           <w:sz w:val="16"/>
         </w:rPr>
-        <w:t xml:space="preserve">L120  </w:t>
+        <w:t xml:space="preserve">  L120  </w:t>
       </w:r>
       <w:r>
         <w:rPr>
@@ -782,28 +838,27 @@
     </w:p>
     <w:p>
       <w:pPr>
-        <w:spacing w:after="60"/>
-        <w:ind w:left="567"/>
+        <w:spacing w:before="0" w:after="120"/>
+        <w:ind w:left="454"/>
       </w:pPr>
       <w:r>
         <w:rPr>
           <w:rFonts w:ascii="Microsoft YaHei" w:hAnsi="Microsoft YaHei"/>
-          <w:b w:val="0"/>
-          <w:sz w:val="20"/>
+          <w:sz w:val="21"/>
         </w:rPr>
-        <w:t>Create policy network. This is the ONLY network - REINFORCE has no Critic.</w:t>
+        <w:t>创建策略网络。这是唯一的网络——REINFORCE 没有价值网络（Critic），也不学 Q 值。它只学一个东西：给定状态 s，应该输出什么动作。对比 DQN：q_network + target_network 两个网络。</w:t>
       </w:r>
     </w:p>
     <w:p>
       <w:pPr>
-        <w:spacing w:before="80" w:after="20"/>
+        <w:spacing w:before="120" w:after="40"/>
       </w:pPr>
       <w:r>
         <w:rPr>
           <w:color w:val="999999"/>
           <w:sz w:val="16"/>
         </w:rPr>
-        <w:t xml:space="preserve">L121  </w:t>
+        <w:t xml:space="preserve">  L121  </w:t>
       </w:r>
       <w:r>
         <w:rPr>
@@ -817,28 +872,27 @@
     </w:p>
     <w:p>
       <w:pPr>
-        <w:spacing w:after="60"/>
-        <w:ind w:left="567"/>
+        <w:spacing w:before="0" w:after="120"/>
+        <w:ind w:left="454"/>
       </w:pPr>
       <w:r>
         <w:rPr>
           <w:rFonts w:ascii="Microsoft YaHei" w:hAnsi="Microsoft YaHei"/>
-          <w:b w:val="0"/>
-          <w:sz w:val="20"/>
+          <w:sz w:val="21"/>
         </w:rPr>
-        <w:t>Adam optimizer. Same as DQN.</w:t>
+        <w:t>Adam 优化器，和 DQN 一样。优化目标不一样：DQN 优化的是 Q 值预测的准确性（MSE loss），REINFORCE 优化的是策略（让好动作概率变大、坏动作概率变小）。</w:t>
       </w:r>
     </w:p>
     <w:p>
       <w:pPr>
-        <w:spacing w:before="80" w:after="20"/>
+        <w:spacing w:before="120" w:after="40"/>
       </w:pPr>
       <w:r>
         <w:rPr>
           <w:color w:val="999999"/>
           <w:sz w:val="16"/>
         </w:rPr>
-        <w:t xml:space="preserve">L140  </w:t>
+        <w:t xml:space="preserve">  L137  </w:t>
       </w:r>
       <w:r>
         <w:rPr>
@@ -847,33 +901,32 @@
           <w:color w:val="1F3A5F"/>
           <w:sz w:val="20"/>
         </w:rPr>
-        <w:t>while not done:</w:t>
+        <w:t>transitions = []  # 存 (状态, 动作, 奖励)</w:t>
       </w:r>
     </w:p>
     <w:p>
       <w:pPr>
-        <w:spacing w:after="60"/>
-        <w:ind w:left="567"/>
+        <w:spacing w:before="0" w:after="120"/>
+        <w:ind w:left="454"/>
       </w:pPr>
       <w:r>
         <w:rPr>
           <w:rFonts w:ascii="Microsoft YaHei" w:hAnsi="Microsoft YaHei"/>
-          <w:b w:val="0"/>
-          <w:sz w:val="20"/>
+          <w:sz w:val="21"/>
         </w:rPr>
-        <w:t>Run one episode. Same as DQN.</w:t>
+        <w:t>创建一个列表来记录这一局的所有 (状态, 动作, 奖励) 三元组。注意这里不存 Q 值——REINFORCE 不依赖 Q 值更新，它用实际的整局回报 G_t 来评价动作好坏。</w:t>
       </w:r>
     </w:p>
     <w:p>
       <w:pPr>
-        <w:spacing w:before="80" w:after="20"/>
+        <w:spacing w:before="120" w:after="40"/>
       </w:pPr>
       <w:r>
         <w:rPr>
           <w:color w:val="999999"/>
           <w:sz w:val="16"/>
         </w:rPr>
-        <w:t xml:space="preserve">L141  </w:t>
+        <w:t xml:space="preserve">  L141  </w:t>
       </w:r>
       <w:r>
         <w:rPr>
@@ -887,28 +940,27 @@
     </w:p>
     <w:p>
       <w:pPr>
-        <w:spacing w:after="60"/>
-        <w:ind w:left="567"/>
+        <w:spacing w:before="0" w:after="120"/>
+        <w:ind w:left="454"/>
       </w:pPr>
       <w:r>
         <w:rPr>
           <w:rFonts w:ascii="Microsoft YaHei" w:hAnsi="Microsoft YaHei"/>
-          <w:b w:val="0"/>
-          <w:sz w:val="20"/>
+          <w:sz w:val="21"/>
         </w:rPr>
-        <w:t>Select action via policy (continuous value!). Key difference from DQN's argmax.</w:t>
+        <w:t>每一轮的第一步：用当前策略选动作。注意返回的是一个连续值（比如 0.63），不是离散的动作编号。这就是 REINFORCE 能处理连续动作的原因——输出是连续值。DQN 做不到这一点。</w:t>
       </w:r>
     </w:p>
     <w:p>
       <w:pPr>
-        <w:spacing w:before="80" w:after="20"/>
+        <w:spacing w:before="120" w:after="40"/>
       </w:pPr>
       <w:r>
         <w:rPr>
           <w:color w:val="999999"/>
           <w:sz w:val="16"/>
         </w:rPr>
-        <w:t xml:space="preserve">L143  </w:t>
+        <w:t xml:space="preserve">  L143  </w:t>
       </w:r>
       <w:r>
         <w:rPr>
@@ -922,28 +974,27 @@
     </w:p>
     <w:p>
       <w:pPr>
-        <w:spacing w:after="60"/>
-        <w:ind w:left="567"/>
+        <w:spacing w:before="0" w:after="120"/>
+        <w:ind w:left="454"/>
       </w:pPr>
       <w:r>
         <w:rPr>
           <w:rFonts w:ascii="Microsoft YaHei" w:hAnsi="Microsoft YaHei"/>
-          <w:b w:val="0"/>
-          <w:sz w:val="20"/>
+          <w:sz w:val="21"/>
         </w:rPr>
-        <w:t>Execute action. Different environment from DQN's GridWorld, but same interface.</w:t>
+        <w:t>第二步：执行动作，环境返回新的状态和奖励。接口和 DQN 完全一样——不管动作是离散的还是连续的，env.step(a) 的使用方式一致。</w:t>
       </w:r>
     </w:p>
     <w:p>
       <w:pPr>
-        <w:spacing w:before="80" w:after="20"/>
+        <w:spacing w:before="120" w:after="40"/>
       </w:pPr>
       <w:r>
         <w:rPr>
           <w:color w:val="999999"/>
           <w:sz w:val="16"/>
         </w:rPr>
-        <w:t xml:space="preserve">L144  </w:t>
+        <w:t xml:space="preserve">  L148  </w:t>
       </w:r>
       <w:r>
         <w:rPr>
@@ -952,68 +1003,32 @@
           <w:color w:val="1F3A5F"/>
           <w:sz w:val="20"/>
         </w:rPr>
-        <w:t>transitions.append((s_a, a_val, reward))</w:t>
+        <w:t># 第 2 步：算 G_t（从后往前累加）</w:t>
       </w:r>
     </w:p>
     <w:p>
       <w:pPr>
-        <w:spacing w:after="60"/>
-        <w:ind w:left="567"/>
+        <w:spacing w:before="0" w:after="120"/>
+        <w:ind w:left="454"/>
       </w:pPr>
       <w:r>
         <w:rPr>
           <w:rFonts w:ascii="Microsoft YaHei" w:hAnsi="Microsoft YaHei"/>
-          <w:b w:val="0"/>
-          <w:sz w:val="20"/>
+          <w:sz w:val="21"/>
         </w:rPr>
-        <w:t>Store (state, action, reward). Note: no Q-values stored - REINFORCE does not learn Q-values.</w:t>
+        <w:t>这是 REINFORCE 和 DQN/AC 最不同的地方。DQN 用 Q 值（预测）、AC 用 Advantage（Critic 估计），而 REINFORCE 用"真实"的累积回报 G_t。这个 G_t 要等整局走完才知道——这就是"蒙特卡洛"（Monte Carlo）的含义。</w:t>
       </w:r>
     </w:p>
     <w:p>
       <w:pPr>
-        <w:spacing w:before="80" w:after="20"/>
+        <w:spacing w:before="120" w:after="40"/>
       </w:pPr>
       <w:r>
         <w:rPr>
           <w:color w:val="999999"/>
           <w:sz w:val="16"/>
         </w:rPr>
-        <w:t xml:space="preserve">L148  </w:t>
-      </w:r>
-      <w:r>
-        <w:rPr>
-          <w:rFonts w:ascii="Consolas" w:hAnsi="Consolas"/>
-          <w:b/>
-          <w:color w:val="1F3A5F"/>
-          <w:sz w:val="20"/>
-        </w:rPr>
-        <w:t># Compute G_t (backward cumulative)</w:t>
-      </w:r>
-    </w:p>
-    <w:p>
-      <w:pPr>
-        <w:spacing w:after="60"/>
-        <w:ind w:left="567"/>
-      </w:pPr>
-      <w:r>
-        <w:rPr>
-          <w:rFonts w:ascii="Microsoft YaHei" w:hAnsi="Microsoft YaHei"/>
-          <w:b w:val="0"/>
-          <w:sz w:val="20"/>
-        </w:rPr>
-        <w:t>Core step: Monte Carlo return. Accumulate rewards backward from last step.</w:t>
-      </w:r>
-    </w:p>
-    <w:p>
-      <w:pPr>
-        <w:spacing w:before="80" w:after="20"/>
-      </w:pPr>
-      <w:r>
-        <w:rPr>
-          <w:color w:val="999999"/>
-          <w:sz w:val="16"/>
-        </w:rPr>
-        <w:t xml:space="preserve">L151  </w:t>
+        <w:t xml:space="preserve">  L151  </w:t>
       </w:r>
       <w:r>
         <w:rPr>
@@ -1027,28 +1042,27 @@
     </w:p>
     <w:p>
       <w:pPr>
-        <w:spacing w:after="60"/>
-        <w:ind w:left="567"/>
+        <w:spacing w:before="0" w:after="120"/>
+        <w:ind w:left="454"/>
       </w:pPr>
       <w:r>
         <w:rPr>
           <w:rFonts w:ascii="Microsoft YaHei" w:hAnsi="Microsoft YaHei"/>
-          <w:b w:val="0"/>
-          <w:sz w:val="20"/>
+          <w:sz w:val="21"/>
         </w:rPr>
-        <w:t>Traverse rewards backward from last step.</w:t>
+        <w:t>从最后一步开始往前遍历。为什么从后往前？因为 G_t = r_t + γ·r_{t+1} + γ²·r_{t+2}+...，后面的奖励要先算出来才能加给前面的。从后往前累加比从前往后算更高效。</w:t>
       </w:r>
     </w:p>
     <w:p>
       <w:pPr>
-        <w:spacing w:before="80" w:after="20"/>
+        <w:spacing w:before="120" w:after="40"/>
       </w:pPr>
       <w:r>
         <w:rPr>
           <w:color w:val="999999"/>
           <w:sz w:val="16"/>
         </w:rPr>
-        <w:t xml:space="preserve">L152  </w:t>
+        <w:t xml:space="preserve">  L152  </w:t>
       </w:r>
       <w:r>
         <w:rPr>
@@ -1062,63 +1076,27 @@
     </w:p>
     <w:p>
       <w:pPr>
-        <w:spacing w:after="60"/>
-        <w:ind w:left="567"/>
+        <w:spacing w:before="0" w:after="120"/>
+        <w:ind w:left="454"/>
       </w:pPr>
       <w:r>
         <w:rPr>
           <w:rFonts w:ascii="Microsoft YaHei" w:hAnsi="Microsoft YaHei"/>
-          <w:b w:val="0"/>
-          <w:sz w:val="20"/>
+          <w:sz w:val="21"/>
         </w:rPr>
-        <w:t>G_t = r_t + gamma * G_{t+1}. Accumulated from the end. This is the "episode return."</w:t>
+        <w:t>核心公式：G_t = r_t + γ × G_{t+1}。0.99 是折扣因子 γ。从最后一步开始：最后一步 G = r_last，倒数第二步 G = r_{prev} + 0.99 * r_last，依此类推。这就算出了"从这一步开始到整局结束，总共能拿多少奖励"。</w:t>
       </w:r>
     </w:p>
     <w:p>
       <w:pPr>
-        <w:spacing w:before="80" w:after="20"/>
+        <w:spacing w:before="120" w:after="40"/>
       </w:pPr>
       <w:r>
         <w:rPr>
           <w:color w:val="999999"/>
           <w:sz w:val="16"/>
         </w:rPr>
-        <w:t xml:space="preserve">L153  </w:t>
-      </w:r>
-      <w:r>
-        <w:rPr>
-          <w:rFonts w:ascii="Consolas" w:hAnsi="Consolas"/>
-          <w:b/>
-          <w:color w:val="1F3A5F"/>
-          <w:sz w:val="20"/>
-        </w:rPr>
-        <w:t>returns.insert(0, G)</w:t>
-      </w:r>
-    </w:p>
-    <w:p>
-      <w:pPr>
-        <w:spacing w:after="60"/>
-        <w:ind w:left="567"/>
-      </w:pPr>
-      <w:r>
-        <w:rPr>
-          <w:rFonts w:ascii="Microsoft YaHei" w:hAnsi="Microsoft YaHei"/>
-          <w:b w:val="0"/>
-          <w:sz w:val="20"/>
-        </w:rPr>
-        <w:t>Insert computed G at front of list to maintain time order.</w:t>
-      </w:r>
-    </w:p>
-    <w:p>
-      <w:pPr>
-        <w:spacing w:before="80" w:after="20"/>
-      </w:pPr>
-      <w:r>
-        <w:rPr>
-          <w:color w:val="999999"/>
-          <w:sz w:val="16"/>
-        </w:rPr>
-        <w:t xml:space="preserve">L158  </w:t>
+        <w:t xml:space="preserve">  L158  </w:t>
       </w:r>
       <w:r>
         <w:rPr>
@@ -1132,28 +1110,27 @@
     </w:p>
     <w:p>
       <w:pPr>
-        <w:spacing w:after="60"/>
-        <w:ind w:left="567"/>
+        <w:spacing w:before="0" w:after="120"/>
+        <w:ind w:left="454"/>
       </w:pPr>
       <w:r>
         <w:rPr>
           <w:rFonts w:ascii="Microsoft YaHei" w:hAnsi="Microsoft YaHei"/>
-          <w:b w:val="0"/>
-          <w:sz w:val="20"/>
+          <w:sz w:val="21"/>
         </w:rPr>
-        <w:t>Normalize returns. Positive G -&gt; increase prob, negative G -&gt; decrease prob.</w:t>
+        <w:t>标准化（normalize）。把所有 G_t 变成均值为 0、标准差为 1 的分布。为什么要标准化？因为不同局的 G_t 大小差异很大，标准化后正负分界清晰：G&gt;0 → 好动作（增大概率），G&lt;0 → 坏动作（减小概率）。如果不标准化，可能所有 G_t 都是正数或都是负数，导致"所有动作一起增大概率"这种没意义的更新。</w:t>
       </w:r>
     </w:p>
     <w:p>
       <w:pPr>
-        <w:spacing w:before="80" w:after="20"/>
+        <w:spacing w:before="120" w:after="40"/>
       </w:pPr>
       <w:r>
         <w:rPr>
           <w:color w:val="999999"/>
           <w:sz w:val="16"/>
         </w:rPr>
-        <w:t xml:space="preserve">L164  </w:t>
+        <w:t xml:space="preserve">  L164  </w:t>
       </w:r>
       <w:r>
         <w:rPr>
@@ -1167,28 +1144,27 @@
     </w:p>
     <w:p>
       <w:pPr>
-        <w:spacing w:after="60"/>
-        <w:ind w:left="567"/>
+        <w:spacing w:before="0" w:after="120"/>
+        <w:ind w:left="454"/>
       </w:pPr>
       <w:r>
         <w:rPr>
           <w:rFonts w:ascii="Microsoft YaHei" w:hAnsi="Microsoft YaHei"/>
-          <w:b w:val="0"/>
-          <w:sz w:val="20"/>
+          <w:sz w:val="21"/>
         </w:rPr>
-        <w:t>Loop over each step to compute loss.</w:t>
+        <w:t>遍历每一步。对于每一步，检查这一步的动作是好是坏。transitions 存了每一步的 (状态, 动作, 奖励)，returns_t 存了对应的 G_t。</w:t>
       </w:r>
     </w:p>
     <w:p>
       <w:pPr>
-        <w:spacing w:before="80" w:after="20"/>
+        <w:spacing w:before="120" w:after="40"/>
       </w:pPr>
       <w:r>
         <w:rPr>
           <w:color w:val="999999"/>
           <w:sz w:val="16"/>
         </w:rPr>
-        <w:t xml:space="preserve">L167  </w:t>
+        <w:t xml:space="preserve">  L167  </w:t>
       </w:r>
       <w:r>
         <w:rPr>
@@ -1202,28 +1178,27 @@
     </w:p>
     <w:p>
       <w:pPr>
-        <w:spacing w:after="60"/>
-        <w:ind w:left="567"/>
+        <w:spacing w:before="0" w:after="120"/>
+        <w:ind w:left="454"/>
       </w:pPr>
       <w:r>
         <w:rPr>
           <w:rFonts w:ascii="Microsoft YaHei" w:hAnsi="Microsoft YaHei"/>
-          <w:b w:val="0"/>
-          <w:sz w:val="20"/>
+          <w:sz w:val="21"/>
         </w:rPr>
-        <w:t>Recompute log_prob with gradients (get_action was gradient-free).</w:t>
+        <w:t>重新计算 log_prob。注意：get_action 时是"不带梯度"的采样（为了性能），这里重新用"带梯度"的方式计算 log_prob，让梯度流回网络。</w:t>
       </w:r>
     </w:p>
     <w:p>
       <w:pPr>
-        <w:spacing w:before="80" w:after="20"/>
+        <w:spacing w:before="120" w:after="40"/>
       </w:pPr>
       <w:r>
         <w:rPr>
           <w:color w:val="999999"/>
           <w:sz w:val="16"/>
         </w:rPr>
-        <w:t xml:space="preserve">L168  </w:t>
+        <w:t xml:space="preserve">  L168  </w:t>
       </w:r>
       <w:r>
         <w:rPr>
@@ -1237,28 +1212,27 @@
     </w:p>
     <w:p>
       <w:pPr>
-        <w:spacing w:after="60"/>
-        <w:ind w:left="567"/>
+        <w:spacing w:before="0" w:after="120"/>
+        <w:ind w:left="454"/>
       </w:pPr>
       <w:r>
         <w:rPr>
           <w:rFonts w:ascii="Microsoft YaHei" w:hAnsi="Microsoft YaHei"/>
-          <w:b w:val="0"/>
-          <w:sz w:val="20"/>
+          <w:sz w:val="21"/>
         </w:rPr>
-        <w:t>Core: loss = -sum log_prob x G. G&gt;0 -&gt; minimize -logProb G -&gt; increase logProb -&gt; action more likely.</w:t>
+        <w:t>核心公式：loss = -Σ log_prob(a|s) × G。如果 G&gt;0：loss 想让 log_prob 变大（最小化 -log_prob × G → 让 log_prob 上升）→ 这个动作更可能被选。如果 G&lt;0：loss 想让 log_prob 变小 → 这个动作更不可能被选。直观地说就是"好事多干、坏事少干"。</w:t>
       </w:r>
     </w:p>
     <w:p>
       <w:pPr>
-        <w:spacing w:before="80" w:after="20"/>
+        <w:spacing w:before="120" w:after="40"/>
       </w:pPr>
       <w:r>
         <w:rPr>
           <w:color w:val="999999"/>
           <w:sz w:val="16"/>
         </w:rPr>
-        <w:t xml:space="preserve">L174  </w:t>
+        <w:t xml:space="preserve">  L174  </w:t>
       </w:r>
       <w:r>
         <w:rPr>
@@ -1272,28 +1246,27 @@
     </w:p>
     <w:p>
       <w:pPr>
-        <w:spacing w:after="60"/>
-        <w:ind w:left="567"/>
+        <w:spacing w:before="0" w:after="120"/>
+        <w:ind w:left="454"/>
       </w:pPr>
       <w:r>
         <w:rPr>
           <w:rFonts w:ascii="Microsoft YaHei" w:hAnsi="Microsoft YaHei"/>
-          <w:b w:val="0"/>
-          <w:sz w:val="20"/>
+          <w:sz w:val="21"/>
         </w:rPr>
-        <w:t>Clear gradients.</w:t>
+        <w:t>清空上一轮的梯度。PyTorch 的梯度会累积，不清空的话会加上一轮的梯度。</w:t>
       </w:r>
     </w:p>
     <w:p>
       <w:pPr>
-        <w:spacing w:before="80" w:after="20"/>
+        <w:spacing w:before="120" w:after="40"/>
       </w:pPr>
       <w:r>
         <w:rPr>
           <w:color w:val="999999"/>
           <w:sz w:val="16"/>
         </w:rPr>
-        <w:t xml:space="preserve">L175  </w:t>
+        <w:t xml:space="preserve">  L175  </w:t>
       </w:r>
       <w:r>
         <w:rPr>
@@ -1307,28 +1280,27 @@
     </w:p>
     <w:p>
       <w:pPr>
-        <w:spacing w:after="60"/>
-        <w:ind w:left="567"/>
+        <w:spacing w:before="0" w:after="120"/>
+        <w:ind w:left="454"/>
       </w:pPr>
       <w:r>
         <w:rPr>
           <w:rFonts w:ascii="Microsoft YaHei" w:hAnsi="Microsoft YaHei"/>
-          <w:b w:val="0"/>
-          <w:sz w:val="20"/>
+          <w:sz w:val="21"/>
         </w:rPr>
-        <w:t>Backpropagation. Same as DQN.</w:t>
+        <w:t>反向传播。计算每个参数的梯度。和 DQN 的 loss.backward() 语法一样，但含义不同：DQN 的梯度让 Q 值预测更准，REINFORCE 的梯度让策略更好。</w:t>
       </w:r>
     </w:p>
     <w:p>
       <w:pPr>
-        <w:spacing w:before="80" w:after="20"/>
+        <w:spacing w:before="120" w:after="40"/>
       </w:pPr>
       <w:r>
         <w:rPr>
           <w:color w:val="999999"/>
           <w:sz w:val="16"/>
         </w:rPr>
-        <w:t xml:space="preserve">L176  </w:t>
+        <w:t xml:space="preserve">  L176  </w:t>
       </w:r>
       <w:r>
         <w:rPr>
@@ -1342,16 +1314,15 @@
     </w:p>
     <w:p>
       <w:pPr>
-        <w:spacing w:after="60"/>
-        <w:ind w:left="567"/>
+        <w:spacing w:before="0" w:after="120"/>
+        <w:ind w:left="454"/>
       </w:pPr>
       <w:r>
         <w:rPr>
           <w:rFonts w:ascii="Microsoft YaHei" w:hAnsi="Microsoft YaHei"/>
-          <w:b w:val="0"/>
-          <w:sz w:val="20"/>
+          <w:sz w:val="21"/>
         </w:rPr>
-        <w:t>Update parameters. Same as DQN.</w:t>
+        <w:t>用梯度更新参数。和 DQN 一样。</w:t>
       </w:r>
     </w:p>
     <w:p>
@@ -1367,7 +1338,7 @@
         <w:rPr>
           <w:color w:val="1F3A5F"/>
         </w:rPr>
-        <w:t>REINFORCE vs DQN Comparison</w:t>
+        <w:t>REINFORCE vs DQN 核心对照</w:t>
       </w:r>
     </w:p>
     <w:tbl>
@@ -1393,7 +1364,7 @@
                 <w:b/>
                 <w:sz w:val="20"/>
               </w:rPr>
-              <w:t>Dimension</w:t>
+              <w:t>对比维度</w:t>
             </w:r>
           </w:p>
         </w:tc>
@@ -1439,7 +1410,7 @@
                 <w:rFonts w:ascii="Microsoft YaHei" w:hAnsi="Microsoft YaHei"/>
                 <w:sz w:val="20"/>
               </w:rPr>
-              <w:t>Network output</w:t>
+              <w:t>网络输出</w:t>
             </w:r>
           </w:p>
         </w:tc>
@@ -1453,7 +1424,7 @@
                 <w:rFonts w:ascii="Microsoft YaHei" w:hAnsi="Microsoft YaHei"/>
                 <w:sz w:val="20"/>
               </w:rPr>
-              <w:t>Q-values (one per action)</w:t>
+              <w:t>Q(s) → [Q↑, Q↓, Q←, Q→]，每个动作一个 Q 值</w:t>
             </w:r>
           </w:p>
         </w:tc>
@@ -1467,7 +1438,7 @@
                 <w:rFonts w:ascii="Microsoft YaHei" w:hAnsi="Microsoft YaHei"/>
                 <w:sz w:val="20"/>
               </w:rPr>
-              <w:t>Action distribution [mu, sigma]</w:t>
+              <w:t>π(s) → [μ, σ]，动作分布的参数</w:t>
             </w:r>
           </w:p>
         </w:tc>
@@ -1483,7 +1454,7 @@
                 <w:rFonts w:ascii="Microsoft YaHei" w:hAnsi="Microsoft YaHei"/>
                 <w:sz w:val="20"/>
               </w:rPr>
-              <w:t>Action selection</w:t>
+              <w:t>选动作</w:t>
             </w:r>
           </w:p>
         </w:tc>
@@ -1497,7 +1468,7 @@
                 <w:rFonts w:ascii="Microsoft YaHei" w:hAnsi="Microsoft YaHei"/>
                 <w:sz w:val="20"/>
               </w:rPr>
-              <w:t>argmax (enumerate all)</w:t>
+              <w:t>argmax Q(s)，遍历所有动作找最大的</w:t>
             </w:r>
           </w:p>
         </w:tc>
@@ -1511,7 +1482,7 @@
                 <w:rFonts w:ascii="Microsoft YaHei" w:hAnsi="Microsoft YaHei"/>
                 <w:sz w:val="20"/>
               </w:rPr>
-              <w:t>Sample from distribution</w:t>
+              <w:t>从 N(μ,σ) 中采样，不用遍历</w:t>
             </w:r>
           </w:p>
         </w:tc>
@@ -1527,7 +1498,7 @@
                 <w:rFonts w:ascii="Microsoft YaHei" w:hAnsi="Microsoft YaHei"/>
                 <w:sz w:val="20"/>
               </w:rPr>
-              <w:t>Action type</w:t>
+              <w:t>动作类型</w:t>
             </w:r>
           </w:p>
         </w:tc>
@@ -1541,7 +1512,7 @@
                 <w:rFonts w:ascii="Microsoft YaHei" w:hAnsi="Microsoft YaHei"/>
                 <w:sz w:val="20"/>
               </w:rPr>
-              <w:t>Discrete (finite)</w:t>
+              <w:t>离散，有限个（GridWorld 的 4 个）</w:t>
             </w:r>
           </w:p>
         </w:tc>
@@ -1555,7 +1526,7 @@
                 <w:rFonts w:ascii="Microsoft YaHei" w:hAnsi="Microsoft YaHei"/>
                 <w:sz w:val="20"/>
               </w:rPr>
-              <w:t>Continuous (infinite)</w:t>
+              <w:t>连续，无限个（P_fc ∈ [0,1]）</w:t>
             </w:r>
           </w:p>
         </w:tc>
@@ -1571,7 +1542,7 @@
                 <w:rFonts w:ascii="Microsoft YaHei" w:hAnsi="Microsoft YaHei"/>
                 <w:sz w:val="20"/>
               </w:rPr>
-              <w:t>Value estimate</w:t>
+              <w:t>价值估计</w:t>
             </w:r>
           </w:p>
         </w:tc>
@@ -1585,7 +1556,7 @@
                 <w:rFonts w:ascii="Microsoft YaHei" w:hAnsi="Microsoft YaHei"/>
                 <w:sz w:val="20"/>
               </w:rPr>
-              <w:t>Q(s,a) via TD</w:t>
+              <w:t>Q(s,a) 用 TD 学习，每步都能算</w:t>
             </w:r>
           </w:p>
         </w:tc>
@@ -1599,7 +1570,7 @@
                 <w:rFonts w:ascii="Microsoft YaHei" w:hAnsi="Microsoft YaHei"/>
                 <w:sz w:val="20"/>
               </w:rPr>
-              <w:t>G_t = episode return (MC)</w:t>
+              <w:t>G_t = 整局实际回报，要等整局结束</w:t>
             </w:r>
           </w:p>
         </w:tc>
@@ -1615,7 +1586,7 @@
                 <w:rFonts w:ascii="Microsoft YaHei" w:hAnsi="Microsoft YaHei"/>
                 <w:sz w:val="20"/>
               </w:rPr>
-              <w:t>Update timing</w:t>
+              <w:t>更新时机</w:t>
             </w:r>
           </w:p>
         </w:tc>
@@ -1629,7 +1600,7 @@
                 <w:rFonts w:ascii="Microsoft YaHei" w:hAnsi="Microsoft YaHei"/>
                 <w:sz w:val="20"/>
               </w:rPr>
-              <w:t>Every step</w:t>
+              <w:t>每一步都更新</w:t>
             </w:r>
           </w:p>
         </w:tc>
@@ -1643,7 +1614,7 @@
                 <w:rFonts w:ascii="Microsoft YaHei" w:hAnsi="Microsoft YaHei"/>
                 <w:sz w:val="20"/>
               </w:rPr>
-              <w:t>After episode ends</w:t>
+              <w:t>整局跑完后才更新一次</w:t>
             </w:r>
           </w:p>
         </w:tc>
@@ -1659,7 +1630,7 @@
                 <w:rFonts w:ascii="Microsoft YaHei" w:hAnsi="Microsoft YaHei"/>
                 <w:sz w:val="20"/>
               </w:rPr>
-              <w:t>Loss formula</w:t>
+              <w:t>更新公式</w:t>
             </w:r>
           </w:p>
         </w:tc>
@@ -1673,7 +1644,7 @@
                 <w:rFonts w:ascii="Microsoft YaHei" w:hAnsi="Microsoft YaHei"/>
                 <w:sz w:val="20"/>
               </w:rPr>
-              <w:t>MSE(Q, r+gamma Q')</w:t>
+              <w:t>MSE(Q(s,a), r+γ·max Q(sp))</w:t>
             </w:r>
           </w:p>
         </w:tc>
@@ -1687,7 +1658,7 @@
                 <w:rFonts w:ascii="Microsoft YaHei" w:hAnsi="Microsoft YaHei"/>
                 <w:sz w:val="20"/>
               </w:rPr>
-              <w:t>-logPi x G</w:t>
+              <w:t>-Σ log_prob × G</w:t>
             </w:r>
           </w:p>
         </w:tc>
@@ -1703,7 +1674,7 @@
                 <w:rFonts w:ascii="Microsoft YaHei" w:hAnsi="Microsoft YaHei"/>
                 <w:sz w:val="20"/>
               </w:rPr>
-              <w:t>Num params</w:t>
+              <w:t>网络参数</w:t>
             </w:r>
           </w:p>
         </w:tc>
@@ -1717,7 +1688,7 @@
                 <w:rFonts w:ascii="Microsoft YaHei" w:hAnsi="Microsoft YaHei"/>
                 <w:sz w:val="20"/>
               </w:rPr>
-              <w:t>644 (16-dim input)</w:t>
+              <w:t>644 个（16 维 one-hot 输入）</w:t>
             </w:r>
           </w:p>
         </w:tc>
@@ -1731,7 +1702,7 @@
                 <w:rFonts w:ascii="Microsoft YaHei" w:hAnsi="Microsoft YaHei"/>
                 <w:sz w:val="20"/>
               </w:rPr>
-              <w:t>~2500 (2-dim input)</w:t>
+              <w:t>~2500 个（2 维连续输入）</w:t>
             </w:r>
           </w:p>
         </w:tc>
@@ -1747,7 +1718,7 @@
           <w:b/>
           <w:sz w:val="22"/>
         </w:rPr>
-        <w:t>REINFORCE problem: waits for entire episode, high variance, slow learning. Actor-Critic solves this.</w:t>
+        <w:t>REINFORCE 的问题：等整局跑完才能更新，方差大、学得慢。下一节 Actor-Critic 解决这个问题——加一个 Critic 网络，每步都能更新。</w:t>
       </w:r>
     </w:p>
     <w:sectPr>
@@ -2124,7 +2095,7 @@
     <w:qFormat/>
     <w:rsid w:val="00FC693F"/>
     <w:pPr>
-      <w:spacing w:line="324" w:lineRule="auto"/>
+      <w:spacing w:line="324" w:lineRule="auto" w:after="40"/>
     </w:pPr>
     <w:rPr>
       <w:rFonts w:ascii="Microsoft YaHei" w:hAnsi="Microsoft YaHei" w:eastAsia="Microsoft YaHei"/>
